--- a/context/SilveiraNapoles-Adalberto-Resume-2026-General-ATS.docx
+++ b/context/SilveiraNapoles-Adalberto-Resume-2026-General-ATS.docx
@@ -1050,7 +1050,7 @@
           <w:sz w:val="19"/>
           <w:szCs w:val="19"/>
         </w:rPr>
-        <w:t xml:space="preserve">AWS Certified AI Practitioner  —  in progress</w:t>
+        <w:t xml:space="preserve">AWS Certified AI Practitioner (AIF-C01)  —  Active 2026</w:t>
       </w:r>
     </w:p>
     <w:p>
